--- a/linux系统应用/Chaoxing/homework1/实验一 Linux命令使用.docx
+++ b/linux系统应用/Chaoxing/homework1/实验一 Linux命令使用.docx
@@ -3425,12 +3425,12 @@
       </w:r>
       <w:smartTag w:uri="urn:schemas-microsoft-com:office:smarttags" w:element="chmetcnv">
         <w:smartTagPr>
+          <w:attr w:name="UnitName" w:val="”"/>
+          <w:attr w:name="SourceValue" w:val="1"/>
+          <w:attr w:name="HasSpace" w:val="True"/>
+          <w:attr w:name="Negative" w:val="False"/>
+          <w:attr w:name="NumberType" w:val="1"/>
           <w:attr w:name="TCSC" w:val="0"/>
-          <w:attr w:name="NumberType" w:val="1"/>
-          <w:attr w:name="Negative" w:val="False"/>
-          <w:attr w:name="HasSpace" w:val="True"/>
-          <w:attr w:name="SourceValue" w:val="1"/>
-          <w:attr w:name="UnitName" w:val="”"/>
         </w:smartTagPr>
         <w:r>
           <w:rPr>
@@ -4301,7 +4301,7 @@
           <w:noProof/>
         </w:rPr>
         <w:drawing>
-          <wp:anchor distT="0" distB="0" distL="114300" distR="114300" simplePos="0" relativeHeight="251658752" behindDoc="0" locked="0" layoutInCell="1" allowOverlap="1" wp14:anchorId="2C39F69F" wp14:editId="551EA4E7">
+          <wp:anchor distT="0" distB="0" distL="114300" distR="114300" simplePos="0" relativeHeight="251658752" behindDoc="0" locked="0" layoutInCell="1" allowOverlap="1" wp14:anchorId="2C39F69F" wp14:editId="6C91024C">
             <wp:simplePos x="0" y="0"/>
             <wp:positionH relativeFrom="column">
               <wp:posOffset>0</wp:posOffset>
@@ -4564,7 +4564,7 @@
         </w:rPr>
         <w:lastRenderedPageBreak/>
         <w:drawing>
-          <wp:anchor distT="0" distB="0" distL="114300" distR="114300" simplePos="0" relativeHeight="251655168" behindDoc="0" locked="0" layoutInCell="1" allowOverlap="1" wp14:anchorId="55BD57D1" wp14:editId="0E2C50A6">
+          <wp:anchor distT="0" distB="0" distL="114300" distR="114300" simplePos="0" relativeHeight="251655168" behindDoc="0" locked="0" layoutInCell="1" allowOverlap="1" wp14:anchorId="55BD57D1" wp14:editId="33CD7868">
             <wp:simplePos x="0" y="0"/>
             <wp:positionH relativeFrom="column">
               <wp:posOffset>0</wp:posOffset>
@@ -4823,7 +4823,24 @@
           <w:szCs w:val="21"/>
           <w:u w:val="single"/>
         </w:rPr>
-        <w:t xml:space="preserve">          </w:t>
+        <w:t xml:space="preserve">    </w:t>
+      </w:r>
+      <w:r>
+        <w:rPr>
+          <w:rFonts w:ascii="宋体" w:hAnsi="宋体" w:hint="eastAsia"/>
+          <w:szCs w:val="21"/>
+          <w:u w:val="single"/>
+          <w:lang w:eastAsia="zh-CN"/>
+        </w:rPr>
+        <w:t>1</w:t>
+      </w:r>
+      <w:r>
+        <w:rPr>
+          <w:rFonts w:ascii="宋体" w:hAnsi="宋体"/>
+          <w:szCs w:val="21"/>
+          <w:u w:val="single"/>
+        </w:rPr>
+        <w:t xml:space="preserve">      </w:t>
       </w:r>
     </w:p>
     <w:p>
@@ -6003,7 +6020,7 @@
           <w:noProof/>
         </w:rPr>
         <w:drawing>
-          <wp:anchor distT="0" distB="0" distL="114300" distR="114300" simplePos="0" relativeHeight="251660800" behindDoc="0" locked="0" layoutInCell="1" allowOverlap="1" wp14:anchorId="293FAD76" wp14:editId="140B3CE8">
+          <wp:anchor distT="0" distB="0" distL="114300" distR="114300" simplePos="0" relativeHeight="251660800" behindDoc="0" locked="0" layoutInCell="1" allowOverlap="1" wp14:anchorId="293FAD76" wp14:editId="11E5B13F">
             <wp:simplePos x="0" y="0"/>
             <wp:positionH relativeFrom="column">
               <wp:posOffset>0</wp:posOffset>
@@ -8696,12 +8713,12 @@
       <w:proofErr w:type="gramStart"/>
       <w:smartTag w:uri="urn:schemas-microsoft-com:office:smarttags" w:element="chmetcnv">
         <w:smartTagPr>
+          <w:attr w:name="TCSC" w:val="0"/>
+          <w:attr w:name="NumberType" w:val="1"/>
+          <w:attr w:name="Negative" w:val="False"/>
+          <w:attr w:name="HasSpace" w:val="False"/>
+          <w:attr w:name="SourceValue" w:val="5"/>
           <w:attr w:name="UnitName" w:val="”"/>
-          <w:attr w:name="SourceValue" w:val="5"/>
-          <w:attr w:name="HasSpace" w:val="False"/>
-          <w:attr w:name="Negative" w:val="False"/>
-          <w:attr w:name="NumberType" w:val="1"/>
-          <w:attr w:name="TCSC" w:val="0"/>
         </w:smartTagPr>
         <w:r>
           <w:rPr>
